--- a/release/v5/docs/Ugrinsky-Wind-Wall-V5-Manual-Hindi.docx
+++ b/release/v5/docs/Ugrinsky-Wind-Wall-V5-Manual-Hindi.docx
@@ -3556,7 +3556,7 @@
     </w:p>
     <w:p>
       <w:r>
-        <w:t>पहले कुछ पुनरावृत्तियों को हाथ से घुमाकर जाँचें: क्रमिक सक्रिय हिस्सों का योगदान जुड़ना चाहिए। बदली ध्रुव शृंखला, उलटे खंड या अन्य तार पथ वोल्टेज निरस्त कर सकते हैं। वास्तविक राह की तस्वीर या रेखाचित्र रखें; कैसेट अंतिम जाँची विद्युत वाइंडिंग तय नहीं करता।</w:t>
+        <w:t>पहले कुछ पुनरावृत्तियों वाले पथ की जाँच करें और रोटर को हाथ से घुमाएँ; कॉइल स्थिर रहे। क्रमिक सक्रिय हिस्सों का योगदान जुड़ना चाहिए। बदली ध्रुव शृंखला, उलटे खंड या अन्य तार पथ वोल्टेज निरस्त कर सकते हैं। वास्तविक राह की तस्वीर या रेखाचित्र रखें; कैसेट अंतिम जाँची विद्युत वाइंडिंग तय नहीं करता।</w:t>
       </w:r>
     </w:p>
     <w:tbl>

--- a/release/v5/docs/Ugrinsky-Wind-Wall-V5-Manual-Hindi.docx
+++ b/release/v5/docs/Ugrinsky-Wind-Wall-V5-Manual-Hindi.docx
@@ -2158,7 +2158,7 @@
               <w:rPr>
                 <w:sz w:val="20"/>
               </w:rPr>
-              <w:t>1</w:t>
+              <w:t>36</w:t>
             </w:r>
           </w:p>
         </w:tc>
@@ -2176,7 +2176,7 @@
               <w:rPr>
                 <w:sz w:val="20"/>
               </w:rPr>
-              <w:t>स्पेसर स्लीव</w:t>
+              <w:t>चुंबक</w:t>
             </w:r>
           </w:p>
         </w:tc>
@@ -2194,7 +2194,7 @@
               <w:rPr>
                 <w:sz w:val="20"/>
               </w:rPr>
-              <w:t>12 × 17.85 mm; बाहरी व्यास और लंबाई; M8 मार्ग जाँचें</w:t>
+              <w:t>प्रत्येक में 18 चुंबक वाले दो वलय; लक्ष्य 10 × 2 mm, वास्तविक माप और पकड़ जाँचें</w:t>
             </w:r>
           </w:p>
         </w:tc>
@@ -2218,7 +2218,7 @@
               <w:rPr>
                 <w:sz w:val="20"/>
               </w:rPr>
-              <w:t>36</w:t>
+              <w:t>1</w:t>
             </w:r>
           </w:p>
         </w:tc>
@@ -2236,7 +2236,7 @@
               <w:rPr>
                 <w:sz w:val="20"/>
               </w:rPr>
-              <w:t>चुंबक</w:t>
+              <w:t>पूर्ण 51105 थ्रस्ट बेयरिंग</w:t>
             </w:r>
           </w:p>
         </w:tc>
@@ -2254,7 +2254,7 @@
               <w:rPr>
                 <w:sz w:val="20"/>
               </w:rPr>
-              <w:t>प्रत्येक में 18 चुंबक वाले दो वलय; लक्ष्य 10 × 2 mm, वास्तविक माप और पकड़ जाँचें</w:t>
+              <w:t>25 × 42 × 11 mm</w:t>
             </w:r>
           </w:p>
         </w:tc>
@@ -2296,7 +2296,7 @@
               <w:rPr>
                 <w:sz w:val="20"/>
               </w:rPr>
-              <w:t>पूर्ण 51105 थ्रस्ट बेयरिंग</w:t>
+              <w:t>608 रेडियल बेयरिंग</w:t>
             </w:r>
           </w:p>
         </w:tc>
@@ -2314,7 +2314,7 @@
               <w:rPr>
                 <w:sz w:val="20"/>
               </w:rPr>
-              <w:t>25 × 42 × 11 mm</w:t>
+              <w:t>8 × 22 × 7 mm</w:t>
             </w:r>
           </w:p>
         </w:tc>
@@ -2338,7 +2338,7 @@
               <w:rPr>
                 <w:sz w:val="20"/>
               </w:rPr>
-              <w:t>1</w:t>
+              <w:t>4</w:t>
             </w:r>
           </w:p>
         </w:tc>
@@ -2356,7 +2356,7 @@
               <w:rPr>
                 <w:sz w:val="20"/>
               </w:rPr>
-              <w:t>608 रेडियल बेयरिंग</w:t>
+              <w:t>ढक्कन के M4 स्क्रू</w:t>
             </w:r>
           </w:p>
         </w:tc>
@@ -2374,127 +2374,7 @@
               <w:rPr>
                 <w:sz w:val="20"/>
               </w:rPr>
-              <w:t>8 × 22 × 7 mm</w:t>
-            </w:r>
-          </w:p>
-        </w:tc>
-      </w:tr>
-      <w:tr>
-        <w:trPr>
-          <w:cantSplit/>
-        </w:trPr>
-        <w:tc>
-          <w:tcPr>
-            <w:tcW w:type="dxa" w:w="680"/>
-            <w:vAlign w:val="center"/>
-            <w:shd w:fill="FFFFFF"/>
-          </w:tcPr>
-          <w:p>
-            <w:pPr>
-              <w:spacing w:after="0" w:line="252" w:lineRule="auto"/>
-              <w:jc w:val="center"/>
-            </w:pPr>
-            <w:r>
-              <w:rPr>
-                <w:sz w:val="20"/>
-              </w:rPr>
-              <w:t>6</w:t>
-            </w:r>
-          </w:p>
-        </w:tc>
-        <w:tc>
-          <w:tcPr>
-            <w:tcW w:type="dxa" w:w="2778"/>
-            <w:vAlign w:val="center"/>
-            <w:shd w:fill="FFFFFF"/>
-          </w:tcPr>
-          <w:p>
-            <w:pPr>
-              <w:spacing w:after="0" w:line="252" w:lineRule="auto"/>
-            </w:pPr>
-            <w:r>
-              <w:rPr>
-                <w:sz w:val="20"/>
-              </w:rPr>
-              <w:t>ढक्कन के M4 स्क्रू</w:t>
-            </w:r>
-          </w:p>
-        </w:tc>
-        <w:tc>
-          <w:tcPr>
-            <w:tcW w:type="dxa" w:w="6406"/>
-            <w:vAlign w:val="center"/>
-            <w:shd w:fill="FFFFFF"/>
-          </w:tcPr>
-          <w:p>
-            <w:pPr>
-              <w:spacing w:after="0" w:line="252" w:lineRule="auto"/>
-            </w:pPr>
-            <w:r>
-              <w:rPr>
-                <w:sz w:val="20"/>
-              </w:rPr>
               <w:t>वास्तविक संयोजन पर लंबाई और हेड आकार जाँचें; कोई अनुमोदित बाज़ारी लंबाई नहीं</w:t>
-            </w:r>
-          </w:p>
-        </w:tc>
-      </w:tr>
-      <w:tr>
-        <w:trPr>
-          <w:cantSplit/>
-        </w:trPr>
-        <w:tc>
-          <w:tcPr>
-            <w:tcW w:type="dxa" w:w="680"/>
-            <w:vAlign w:val="center"/>
-            <w:shd w:fill="F4F4F4"/>
-          </w:tcPr>
-          <w:p>
-            <w:pPr>
-              <w:spacing w:after="0" w:line="252" w:lineRule="auto"/>
-              <w:jc w:val="center"/>
-            </w:pPr>
-            <w:r>
-              <w:rPr>
-                <w:sz w:val="20"/>
-              </w:rPr>
-              <w:t>6</w:t>
-            </w:r>
-          </w:p>
-        </w:tc>
-        <w:tc>
-          <w:tcPr>
-            <w:tcW w:type="dxa" w:w="2778"/>
-            <w:vAlign w:val="center"/>
-            <w:shd w:fill="F4F4F4"/>
-          </w:tcPr>
-          <w:p>
-            <w:pPr>
-              <w:spacing w:after="0" w:line="252" w:lineRule="auto"/>
-            </w:pPr>
-            <w:r>
-              <w:rPr>
-                <w:sz w:val="20"/>
-              </w:rPr>
-              <w:t>बंधे हुए M4 नट</w:t>
-            </w:r>
-          </w:p>
-        </w:tc>
-        <w:tc>
-          <w:tcPr>
-            <w:tcW w:type="dxa" w:w="6406"/>
-            <w:vAlign w:val="center"/>
-            <w:shd w:fill="F4F4F4"/>
-          </w:tcPr>
-          <w:p>
-            <w:pPr>
-              <w:spacing w:after="0" w:line="252" w:lineRule="auto"/>
-            </w:pPr>
-            <w:r>
-              <w:rPr>
-                <w:sz w:val="20"/>
-              </w:rPr>
-              <w:t>षट्कोणीय; हाउसिंग की जेबों में पूरी तरह बिठाएँ</w:t>
             </w:r>
           </w:p>
         </w:tc>
@@ -2536,7 +2416,7 @@
               <w:rPr>
                 <w:sz w:val="20"/>
               </w:rPr>
-              <w:t>नीचे के लकड़ी स्क्रू</w:t>
+              <w:t>बंधे हुए M4 नट</w:t>
             </w:r>
           </w:p>
         </w:tc>
@@ -2554,7 +2434,7 @@
               <w:rPr>
                 <w:sz w:val="20"/>
               </w:rPr>
-              <w:t>लकड़ी स्क्रू 4 × 30 mm, सपाट हेड Ø9; प्रिंट न करें; अप्रमाणित नाममात्र आकार</w:t>
+              <w:t>षट्कोणीय; हाउसिंग की जेबों में पूरी तरह बिठाएँ</w:t>
             </w:r>
           </w:p>
         </w:tc>
@@ -2596,6 +2476,66 @@
               <w:rPr>
                 <w:sz w:val="20"/>
               </w:rPr>
+              <w:t>नीचे के लकड़ी स्क्रू</w:t>
+            </w:r>
+          </w:p>
+        </w:tc>
+        <w:tc>
+          <w:tcPr>
+            <w:tcW w:type="dxa" w:w="6406"/>
+            <w:vAlign w:val="center"/>
+            <w:shd w:fill="F4F4F4"/>
+          </w:tcPr>
+          <w:p>
+            <w:pPr>
+              <w:spacing w:after="0" w:line="252" w:lineRule="auto"/>
+            </w:pPr>
+            <w:r>
+              <w:rPr>
+                <w:sz w:val="20"/>
+              </w:rPr>
+              <w:t>लकड़ी स्क्रू 4 × 30 mm, सपाट हेड Ø9; प्रिंट न करें; अप्रमाणित नाममात्र आकार</w:t>
+            </w:r>
+          </w:p>
+        </w:tc>
+      </w:tr>
+      <w:tr>
+        <w:trPr>
+          <w:cantSplit/>
+        </w:trPr>
+        <w:tc>
+          <w:tcPr>
+            <w:tcW w:type="dxa" w:w="680"/>
+            <w:vAlign w:val="center"/>
+            <w:shd w:fill="FFFFFF"/>
+          </w:tcPr>
+          <w:p>
+            <w:pPr>
+              <w:spacing w:after="0" w:line="252" w:lineRule="auto"/>
+              <w:jc w:val="center"/>
+            </w:pPr>
+            <w:r>
+              <w:rPr>
+                <w:sz w:val="20"/>
+              </w:rPr>
+              <w:t>4</w:t>
+            </w:r>
+          </w:p>
+        </w:tc>
+        <w:tc>
+          <w:tcPr>
+            <w:tcW w:type="dxa" w:w="2778"/>
+            <w:vAlign w:val="center"/>
+            <w:shd w:fill="FFFFFF"/>
+          </w:tcPr>
+          <w:p>
+            <w:pPr>
+              <w:spacing w:after="0" w:line="252" w:lineRule="auto"/>
+            </w:pPr>
+            <w:r>
+              <w:rPr>
+                <w:sz w:val="20"/>
+              </w:rPr>
               <w:t>ऊपर के लकड़ी स्क्रू</w:t>
             </w:r>
           </w:p>
@@ -2604,7 +2544,7 @@
           <w:tcPr>
             <w:tcW w:type="dxa" w:w="6406"/>
             <w:vAlign w:val="center"/>
-            <w:shd w:fill="F4F4F4"/>
+            <w:shd w:fill="FFFFFF"/>
           </w:tcPr>
           <w:p>
             <w:pPr>
@@ -3551,7 +3491,7 @@
     </w:p>
     <w:p>
       <w:r>
-        <w:t>इन्सुलेटेड तार को स्थिर कैसेट के सक्रिय ध्रुव क्षेत्रों में जुड़ी और दोहराई सर्पाकार राह में रखें। प्रारंभ A, अंत B और एक पूर्ण पुनरावृत्ति का पथ चिह्नित करें। इस प्रयोग शृंखला में उसी सर्पाकार राह की एक पूर्ण पुनरावृत्ति एक टर्न मानी जाती है। तीनों कॉइलों का पथ और वाइंडिंग दिशा समान हों।</w:t>
+        <w:t>इन्सुलेटेड तार को स्थिर कैसेट के 18 गोल मार्गदर्शकों के चारों ओर लगातार सर्पाकार पथ में लपेटें और अगली गाइड के भीतर-बाहर बारी-बारी से ले जाएँ। प्रारंभ A, अंत B और पूरा पथ चिह्नित करें। सभी 18 गाइडों का एक चक्कर एक टर्न है; सभी परीक्षण कॉइलों का पथ और दिशा समान रखें।</w:t>
       </w:r>
     </w:p>
     <w:p>
@@ -3859,7 +3799,7 @@
     </w:p>
     <w:p>
       <w:r>
-        <w:t>घुमाव सुरक्षित रूप से रोके रखकर ऐसे जिग से काम करें जो चुंबकीय वलयों का आकर्षण नियंत्रित करे। कटोरी जैसी हाउसिंग ऊपर खुलती है। पहले नट जेबें, शोल्डर, कुंजी और केबल पथ जाँचें। बंद करने से पहले छह बंधे M4 नट पूरी तरह लगाएँ।</w:t>
+        <w:t>घुमाव सुरक्षित रूप से रोकें और चुंबकीय आकर्षण नियंत्रित करने वाला जिग प्रयोग करें। हाउसिंग ऊपर खुलती है। नट जेबें, शोल्डर, कुंजी और केबल पथ जाँचें। बंद करने से पहले चार बंधे M4 नट पूरी तरह लगाएँ।</w:t>
       </w:r>
     </w:p>
     <w:p>
@@ -3870,7 +3810,7 @@
         <w:t xml:space="preserve">1. निचला चुंबकीय रोटर डालें। </w:t>
       </w:r>
       <w:r>
-        <w:t>M8 टॉर्क नट पीछे की जेब में लगाएँ। निचला रोटर, शाफ्ट और स्पेसर हाउसिंग में डालें; चुंबकीय सतहें ऊपर हों। पूरा रोटर हाउसिंग के भीतर रहे; नट और शाफ्ट सिरा बंद तल को न छुएँ।</w:t>
+        <w:t>M8 टॉर्क नट पीछे की जेब में लगाएँ। निचला रोटर, शाफ्ट और एकीकृत स्पेसर हाउसिंग में डालें; चुंबक ऊपर हों। चुंबक धारक हाउसिंग में रहता है और स्पेसर स्थिर केंद्र से स्वतंत्र गुजरता है। नट और शाफ्ट बंद तल को न छुएँ।</w:t>
       </w:r>
     </w:p>
     <w:p>
@@ -3892,7 +3832,7 @@
         <w:t xml:space="preserve">3. स्थिर ढक्कन लगाएँ। </w:t>
       </w:r>
       <w:r>
-        <w:t>केबल पार्श्व निकास से निकालकर खिंचाव रोकें। ढक्कन सपाट रखें और छह M4 स्क्रू बंधे नटों में कसें। क्रमशः बराबर क्रॉस क्रम में कसें; अंतर या विकृति दिखे तो रुकें। PLA के लिए कोई सत्यापित कसने का टॉर्क नहीं है।</w:t>
+        <w:t>केबल पार्श्व निकास से निकालकर खिंचाव रोकें। ढक्कन सपाट रखें और चार M4 स्क्रू क्रॉस क्रम में कसें; अंतर या विकृति दिखे तो रुकें। बाहरी फ्रेम छेद अलग रहते हैं। PLA के लिए कोई सत्यापित टॉर्क नहीं है।</w:t>
       </w:r>
     </w:p>
     <w:p>
@@ -3946,7 +3886,7 @@
         <w:drawing>
           <wp:inline xmlns:a="http://schemas.openxmlformats.org/drawingml/2006/main" xmlns:pic="http://schemas.openxmlformats.org/drawingml/2006/picture">
             <wp:extent cx="6264000" cy="4384800"/>
-            <wp:docPr id="4" name="Picture 4" descr="E05। अलग निचला रोटर कैसेट के नीचे पूरी तरह हाउसिंग में घूमता है। हाउसिंग सामने से कटी; कैसेट और ढक्कन निरीक्षण के लिए छिपे। बंद हाउसिंग तल: स्थिर। निचला धारक: घूमता। कॉइल की ओर ऊपर चुंबक: घूमते। पीछे की जेब में M8 टॉर्क नट (छिपा)। M8 शाफ्ट पर स्पेसर: घूमता।" title="E05"/>
+            <wp:docPr id="4" name="Picture 4" descr="E05। निचला चुंबक धारक हाउसिंग में घूमता है; उसका एकीकृत स्पेसर स्थिर केंद्र से गुजरता है। हाउसिंग सामने से कटी; कैसेट और ढक्कन छिपे। बंद तल: स्थिर। धारक और चुंबक: घूमते। पीछे M8 नट (छिपा)। एकीकृत स्पेसर: घूमता।" title="E05"/>
             <wp:cNvGraphicFramePr>
               <a:graphicFrameLocks noChangeAspect="1"/>
             </wp:cNvGraphicFramePr>
@@ -3983,12 +3923,12 @@
         <w:keepLines/>
       </w:pPr>
       <w:r>
-        <w:t>E05  अलग निचला चुंबकीय रोटर कॉइल कैसेट के नीचे पूरी तरह हाउसिंग में घूमता है।</w:t>
+        <w:t>E05  निचला चुंबक धारक हाउसिंग में घूमता है; उसका एकीकृत स्पेसर स्थिर केंद्र से गुजरता है।</w:t>
       </w:r>
     </w:p>
     <w:p>
       <w:r>
-        <w:t>पीछे की जेब M8 नट से टॉर्क देती है। स्पेसर शाफ्ट के साथ घूमता है; कॉइल उसे न छुए। CAD में स्पेसर का बाहरी व्यास और लंबाई 12 × 17.85 mm हैं। काटने से पहले परीक्षण संयोजन में वास्तविक क्लैम्प और तल का अंतर जाँचें।</w:t>
+        <w:t>पीछे की जेब M8 नट से टॉर्क देती है। एकीकृत स्पेसर निचले रोटर का भाग है और स्थिर कॉइल को नहीं छूना चाहिए। CAD आकार 12 × 17.85 mm बाहरी व्यास व ऊँचाई तथा 8.8 mm M8 मार्ग है। सूखे संयोजन में क्लैम्प और तल जाँचें।</w:t>
       </w:r>
     </w:p>
     <w:p>
@@ -4009,7 +3949,7 @@
         <w:drawing>
           <wp:inline xmlns:a="http://schemas.openxmlformats.org/drawingml/2006/main" xmlns:pic="http://schemas.openxmlformats.org/drawingml/2006/picture">
             <wp:extent cx="6264000" cy="4384800"/>
-            <wp:docPr id="5" name="Picture 5" descr="E06। कैसेट, ढक्कन और आधार उठे; निचला रोटर कटी हाउसिंग में है। स्थिर वाइंडिंग के नीचे निचला रोटर। स्पष्टता के लिए आधार ब्लेड छोटे दिखाए। ऊपरी चुंबक धारक सहित आधार: घूमता। ढक्कन और 51105 सीट: स्थिर। कॉइल कैसेट: स्थिर। सक्रिय वाइंडिंग स्थान: स्थिर। हाउसिंग में निचला रोटर: घूमता। हाउसिंग और लग: स्थिर। 6 × M4 ढक्कन स्क्रू (1 दिखाया)। 6 × बंधा M4 नट (1 दिखाया)। दोनों वलयों में वाइंडिंग की ओर 18 ध्रुव हैं; ऊपर N S बारी बारी, नीचे S N। समान +Z प्रक्षेप में समान कोणों पर विपरीत ध्रुव हैं; 0 डिग्री पर ऊपर N नीचे S, 20 डिग्री पर ऊपर S नीचे N।" title="E06"/>
+            <wp:docPr id="5" name="Picture 5" descr="E06। कैसेट, ढक्कन और बेस ऊपर उठे हैं; निचला चुंबकीय रोटर कटे हुए हाउसिंग में रहता है। निचला रोटर स्थिर वाइंडिंग के नीचे है। स्पष्टता के लिए बेस ब्लेड छोटे दिखाए गए हैं। ऊपरी चुंबक धारक सहित बेस · घूमता हुआ। ढक्कन और 51105 सीट · स्थिर। कॉइल कैसेट · स्थिर। सक्रिय वाइंडिंग स्थान · स्थिर। हाउसिंग में निचला चुंबकीय रोटर · घूमता हुआ। हाउसिंग / फर्श लग · स्थिर। 4 × M4 ढक्कन स्क्रू (1 दिखाया)। 4 × कैप्टिव M4 नट (1 दिखाया)। दोनों रिंगों में वाइंडिंग की ओर 18 ध्रुव हैं, ऊपर N S और नीचे S N क्रमशः बदलते हैं। समान +Z प्रक्षेपण में समान कोणों पर विपरीत ध्रुव होते हैं; 0 डिग्री पर ऊपर N और नीचे S, तथा 20 डिग्री पर ऊपर S और नीचे N है।" title="E06"/>
             <wp:cNvGraphicFramePr>
               <a:graphicFrameLocks noChangeAspect="1"/>
             </wp:cNvGraphicFramePr>
@@ -4208,7 +4148,7 @@
         <w:drawing>
           <wp:inline xmlns:a="http://schemas.openxmlformats.org/drawingml/2006/main" xmlns:pic="http://schemas.openxmlformats.org/drawingml/2006/picture">
             <wp:extent cx="6264000" cy="4384800"/>
-            <wp:docPr id="8" name="Picture 8" descr="E08। कैसेट हाउसिंग शोल्डर पर; ढक्कन ऊपर गति सीमित करता है। −X पर अकेली कुंजी घुमाव रोकती है। खंड नमूने पर फिट जाँचें। ढक्कन अक्षीय पकड़ देता है। कैसेट पर अकेला घुमाव रोक रिब। हाउसिंग शोल्डर और मिलती कुंजी नाली।" title="E08"/>
+            <wp:docPr id="8" name="Picture 8" descr="E08। कैसेट हाउसिंग शोल्डर पर है और ढक्कन ऊपर गति सीमित करता है। −X कुंजी घुमाव रोकती है। फिट जाँचें। ढक्कन अक्षीय पकड़ देता है। कैसेट में 18 गोल गाइड हैं। शोल्डर और मिलती नाली।" title="E08"/>
             <wp:cNvGraphicFramePr>
               <a:graphicFrameLocks noChangeAspect="1"/>
             </wp:cNvGraphicFramePr>
@@ -4271,7 +4211,7 @@
         <w:drawing>
           <wp:inline xmlns:a="http://schemas.openxmlformats.org/drawingml/2006/main" xmlns:pic="http://schemas.openxmlformats.org/drawingml/2006/picture">
             <wp:extent cx="6264000" cy="4384800"/>
-            <wp:docPr id="9" name="Picture 9" descr="E09। छह M4 स्क्रू स्थिर ढक्कन को हाउसिंग लग के बंधे नटों में पकड़ते हैं। स्क्रू और नट नाममात्र आकार हैं। ऊपर से पहुँच; वास्तविक औज़ार जाँचें। 6 × M4 स्क्रू: स्थिर। ढक्कन में छह पार छेद। हाउसिंग लग में षट्कोण जेबें। 6 × बंधा M4 नट: स्थिर।" title="E09"/>
+            <wp:docPr id="9" name="Picture 9" descr="E09। चार M4 स्क्रू ढक्कन पकड़ते हैं; अलग बाहरी छेद हाउसिंग को फ्रेम से जोड़ते हैं। बॉस और छेद एक रेडियल अक्ष पर हैं। ऊपर से पहुँचें। 4 × M4 स्क्रू: स्थिर। ढक्कन में चार छेद। मजबूत अक्ष। 4 × बंधा M4 नट: स्थिर।" title="E09"/>
             <wp:cNvGraphicFramePr>
               <a:graphicFrameLocks noChangeAspect="1"/>
             </wp:cNvGraphicFramePr>
@@ -4308,12 +4248,12 @@
         <w:keepLines/>
       </w:pPr>
       <w:r>
-        <w:t>E09  छह M4 स्क्रू हाउसिंग लग के बंधे नटों में स्थिर ढक्कन को पकड़ते हैं।</w:t>
+        <w:t>E09  चार M4 स्क्रू स्थिर ढक्कन पकड़ते हैं; अलग बाहरी छेद हाउसिंग को फ्रेम से जोड़ते हैं।</w:t>
       </w:r>
     </w:p>
     <w:p>
       <w:r>
-        <w:t>छह M4 स्क्रू और छह बंधे षट्कोण नट ढक्कन तथा हाउसिंग जोड़ते हैं। स्क्रू ऊपर से सुलभ हैं। कसने पर ढक्कन सपाट और शाफ्ट स्वतंत्र घूमता रहे। बाद की दृश्य जाँच के लिए स्क्रू स्थिति चिह्नित करें।</w:t>
+        <w:t>चार M4 स्क्रू और चार बंधे नट ढक्कन तथा हाउसिंग जोड़ते हैं। वे चार अलग फ्रेम छेदों की रेडियल अक्ष पर हैं और निरंतर बॉस निचले लग मजबूत करते हैं। ऊपर से पहुँचें; ढक्कन सपाट और शाफ्ट स्वतंत्र रहे।</w:t>
       </w:r>
     </w:p>
     <w:p>
@@ -5249,7 +5189,7 @@
         <w:t xml:space="preserve">3. ढक्कन हटाएँ। </w:t>
       </w:r>
       <w:r>
-        <w:t>बेयरिंग भाग दिशा के अनुसार अलग रखें। छह ढक्कन स्क्रू खोलें, ढक्कन उठाएँ और केबल खिंचाव रोक मुक्त करें। निचला रोटर हाउसिंग में सुरक्षित रहे।</w:t>
+        <w:t>बेयरिंग भाग दिशा के अनुसार अलग रखें। चार ढक्कन स्क्रू खोलें, ढक्कन उठाएँ और केबल मुक्त करें। अलग फ्रेम फास्टनर लगे रहें; निचला रोटर सुरक्षित रखें।</w:t>
       </w:r>
     </w:p>
     <w:p>
@@ -5386,7 +5326,7 @@
               <w:rPr>
                 <w:sz w:val="20"/>
               </w:rPr>
-              <w:t>चुंबक उभार, कॉइल ऊँचाई, दोनों एयर गैप, स्पेसर और अक्षीय खिसकाव मापें।</w:t>
+              <w:t>चुंबक उभार, कॉइल ऊँचाई, दोनों एयर गैप, एकीकृत रोटर स्पेसर और अक्षीय खिसकाव मापें।</w:t>
             </w:r>
           </w:p>
         </w:tc>
